--- a/module-9/Willson Financial business rules.docx
+++ b/module-9/Willson Financial business rules.docx
@@ -311,7 +311,23 @@
                                           <w:sz w:val="32"/>
                                           <w:szCs w:val="32"/>
                                         </w:rPr>
-                                        <w:t>1 and 2</w:t>
+                                        <w:t>1,</w:t>
+                                      </w:r>
+                                      <w:r>
+                                        <w:rPr>
+                                          <w:color w:val="FFFFFF" w:themeColor="background1"/>
+                                          <w:sz w:val="32"/>
+                                          <w:szCs w:val="32"/>
+                                        </w:rPr>
+                                        <w:t xml:space="preserve"> 2</w:t>
+                                      </w:r>
+                                      <w:r>
+                                        <w:rPr>
+                                          <w:color w:val="FFFFFF" w:themeColor="background1"/>
+                                          <w:sz w:val="32"/>
+                                          <w:szCs w:val="32"/>
+                                        </w:rPr>
+                                        <w:t xml:space="preserve"> and 3</w:t>
                                       </w:r>
                                     </w:p>
                                   </w:sdtContent>
@@ -591,7 +607,23 @@
                                     <w:sz w:val="32"/>
                                     <w:szCs w:val="32"/>
                                   </w:rPr>
-                                  <w:t>1 and 2</w:t>
+                                  <w:t>1,</w:t>
+                                </w:r>
+                                <w:r>
+                                  <w:rPr>
+                                    <w:color w:val="FFFFFF" w:themeColor="background1"/>
+                                    <w:sz w:val="32"/>
+                                    <w:szCs w:val="32"/>
+                                  </w:rPr>
+                                  <w:t xml:space="preserve"> 2</w:t>
+                                </w:r>
+                                <w:r>
+                                  <w:rPr>
+                                    <w:color w:val="FFFFFF" w:themeColor="background1"/>
+                                    <w:sz w:val="32"/>
+                                    <w:szCs w:val="32"/>
+                                  </w:rPr>
+                                  <w:t xml:space="preserve"> and 3</w:t>
                                 </w:r>
                               </w:p>
                             </w:sdtContent>
@@ -1123,14 +1155,7 @@
           <w:b/>
           <w:bCs/>
         </w:rPr>
-        <w:t>Revised</w:t>
-      </w:r>
-      <w:r>
-        <w:rPr>
-          <w:b/>
-          <w:bCs/>
-        </w:rPr>
-        <w:t xml:space="preserve"> </w:t>
+        <w:t xml:space="preserve">Revised </w:t>
       </w:r>
       <w:r>
         <w:rPr>
@@ -1151,6 +1176,7 @@
         <w:rPr>
           <w:b/>
           <w:bCs/>
+          <w:noProof/>
         </w:rPr>
         <w:drawing>
           <wp:inline distT="0" distB="0" distL="0" distR="0" wp14:anchorId="7C4DB7C7" wp14:editId="5BF8E07D">
@@ -1300,6 +1326,9 @@
     </w:p>
     <w:p>
       <w:r>
+        <w:rPr>
+          <w:noProof/>
+        </w:rPr>
         <w:drawing>
           <wp:anchor distT="0" distB="0" distL="114300" distR="114300" simplePos="0" relativeHeight="251660288" behindDoc="0" locked="0" layoutInCell="1" allowOverlap="1" wp14:anchorId="20FC0810" wp14:editId="289BD66A">
             <wp:simplePos x="0" y="0"/>
@@ -1351,6 +1380,9 @@
         </w:drawing>
       </w:r>
       <w:r>
+        <w:rPr>
+          <w:noProof/>
+        </w:rPr>
         <w:drawing>
           <wp:inline distT="0" distB="0" distL="0" distR="0" wp14:anchorId="3878FBA6" wp14:editId="531AEC91">
             <wp:extent cx="3063492" cy="4036173"/>
@@ -1390,6 +1422,9 @@
     </w:p>
     <w:p>
       <w:r>
+        <w:rPr>
+          <w:noProof/>
+        </w:rPr>
         <w:lastRenderedPageBreak/>
         <w:drawing>
           <wp:inline distT="0" distB="0" distL="0" distR="0" wp14:anchorId="569572CC" wp14:editId="61406417">
@@ -1431,6 +1466,9 @@
         <w:t xml:space="preserve"> </w:t>
       </w:r>
       <w:r>
+        <w:rPr>
+          <w:noProof/>
+        </w:rPr>
         <w:drawing>
           <wp:inline distT="0" distB="0" distL="0" distR="0" wp14:anchorId="339376FB" wp14:editId="187E29C4">
             <wp:extent cx="3675073" cy="6600754"/>
@@ -1470,6 +1508,9 @@
     </w:p>
     <w:p>
       <w:r>
+        <w:rPr>
+          <w:noProof/>
+        </w:rPr>
         <w:lastRenderedPageBreak/>
         <w:drawing>
           <wp:inline distT="0" distB="0" distL="0" distR="0" wp14:anchorId="605CCA49" wp14:editId="62C933C6">
@@ -1508,6 +1549,1643 @@
         </w:drawing>
       </w:r>
     </w:p>
+    <w:p>
+      <w:r>
+        <w:br w:type="page"/>
+      </w:r>
+    </w:p>
+    <w:p>
+      <w:pPr>
+        <w:pStyle w:val="IntenseQuote"/>
+      </w:pPr>
+      <w:r>
+        <w:lastRenderedPageBreak/>
+        <w:t>Mil</w:t>
+      </w:r>
+      <w:r>
+        <w:t>estone #3</w:t>
+      </w:r>
+    </w:p>
+    <w:p>
+      <w:pPr>
+        <w:rPr>
+          <w:b/>
+          <w:bCs/>
+        </w:rPr>
+      </w:pPr>
+      <w:r>
+        <w:rPr>
+          <w:b/>
+          <w:bCs/>
+        </w:rPr>
+        <w:t>Report 1: Monthly Client Growth</w:t>
+      </w:r>
+    </w:p>
+    <w:p>
+      <w:r>
+        <w:t xml:space="preserve">This report calculates the number of new clients added during each of the past six months. It allows the owners to visualize growth trends and assess the effectiveness of their business plan in attracting local ranchers, farmers, and retirees. </w:t>
+      </w:r>
+    </w:p>
+    <w:tbl>
+      <w:tblPr>
+        <w:tblStyle w:val="TableGrid"/>
+        <w:tblW w:w="0" w:type="auto"/>
+        <w:tblBorders>
+          <w:top w:val="none" w:sz="0" w:space="0" w:color="auto"/>
+          <w:left w:val="none" w:sz="0" w:space="0" w:color="auto"/>
+          <w:bottom w:val="none" w:sz="0" w:space="0" w:color="auto"/>
+          <w:right w:val="none" w:sz="0" w:space="0" w:color="auto"/>
+          <w:insideH w:val="none" w:sz="0" w:space="0" w:color="auto"/>
+          <w:insideV w:val="none" w:sz="0" w:space="0" w:color="auto"/>
+        </w:tblBorders>
+        <w:shd w:val="clear" w:color="auto" w:fill="D1D1D1" w:themeFill="background2" w:themeFillShade="E6"/>
+        <w:tblLook w:val="04A0" w:firstRow="1" w:lastRow="0" w:firstColumn="1" w:lastColumn="0" w:noHBand="0" w:noVBand="1"/>
+      </w:tblPr>
+      <w:tblGrid>
+        <w:gridCol w:w="9350"/>
+      </w:tblGrid>
+      <w:tr>
+        <w:tc>
+          <w:tcPr>
+            <w:tcW w:w="9350" w:type="dxa"/>
+            <w:shd w:val="clear" w:color="auto" w:fill="D1D1D1" w:themeFill="background2" w:themeFillShade="E6"/>
+          </w:tcPr>
+          <w:p>
+            <w:pPr>
+              <w:pStyle w:val="NoSpacing"/>
+              <w:rPr>
+                <w:rFonts w:ascii="Consolas" w:hAnsi="Consolas"/>
+                <w:sz w:val="20"/>
+                <w:szCs w:val="20"/>
+              </w:rPr>
+            </w:pPr>
+            <w:r>
+              <w:rPr>
+                <w:rFonts w:ascii="Consolas" w:hAnsi="Consolas"/>
+                <w:sz w:val="20"/>
+                <w:szCs w:val="20"/>
+              </w:rPr>
+              <w:t xml:space="preserve">def </w:t>
+            </w:r>
+            <w:proofErr w:type="spellStart"/>
+            <w:r>
+              <w:rPr>
+                <w:rFonts w:ascii="Consolas" w:hAnsi="Consolas"/>
+                <w:sz w:val="20"/>
+                <w:szCs w:val="20"/>
+              </w:rPr>
+              <w:t>report_client_growth</w:t>
+            </w:r>
+            <w:proofErr w:type="spellEnd"/>
+            <w:r>
+              <w:rPr>
+                <w:rFonts w:ascii="Consolas" w:hAnsi="Consolas"/>
+                <w:sz w:val="20"/>
+                <w:szCs w:val="20"/>
+              </w:rPr>
+              <w:t>(cursor):</w:t>
+            </w:r>
+          </w:p>
+          <w:p>
+            <w:pPr>
+              <w:pStyle w:val="NoSpacing"/>
+              <w:rPr>
+                <w:rFonts w:ascii="Consolas" w:hAnsi="Consolas"/>
+                <w:sz w:val="20"/>
+                <w:szCs w:val="20"/>
+              </w:rPr>
+            </w:pPr>
+            <w:r>
+              <w:rPr>
+                <w:rFonts w:ascii="Consolas" w:hAnsi="Consolas"/>
+                <w:sz w:val="20"/>
+                <w:szCs w:val="20"/>
+              </w:rPr>
+              <w:t xml:space="preserve">    </w:t>
+            </w:r>
+            <w:proofErr w:type="gramStart"/>
+            <w:r>
+              <w:rPr>
+                <w:rFonts w:ascii="Consolas" w:hAnsi="Consolas"/>
+                <w:sz w:val="20"/>
+                <w:szCs w:val="20"/>
+              </w:rPr>
+              <w:t>print(</w:t>
+            </w:r>
+            <w:proofErr w:type="gramEnd"/>
+            <w:r>
+              <w:rPr>
+                <w:rFonts w:ascii="Consolas" w:hAnsi="Consolas"/>
+                <w:sz w:val="20"/>
+                <w:szCs w:val="20"/>
+              </w:rPr>
+              <w:t>"\n--- REPORT 1: CLIENT GROWTH (PAST 6 MONTHS) ---")</w:t>
+            </w:r>
+          </w:p>
+          <w:p>
+            <w:pPr>
+              <w:pStyle w:val="NoSpacing"/>
+              <w:rPr>
+                <w:rFonts w:ascii="Consolas" w:hAnsi="Consolas"/>
+                <w:sz w:val="20"/>
+                <w:szCs w:val="20"/>
+              </w:rPr>
+            </w:pPr>
+            <w:r>
+              <w:rPr>
+                <w:rFonts w:ascii="Consolas" w:hAnsi="Consolas"/>
+                <w:sz w:val="20"/>
+                <w:szCs w:val="20"/>
+              </w:rPr>
+              <w:t xml:space="preserve">    query </w:t>
+            </w:r>
+            <w:proofErr w:type="gramStart"/>
+            <w:r>
+              <w:rPr>
+                <w:rFonts w:ascii="Consolas" w:hAnsi="Consolas"/>
+                <w:sz w:val="20"/>
+                <w:szCs w:val="20"/>
+              </w:rPr>
+              <w:t>= ""</w:t>
+            </w:r>
+            <w:proofErr w:type="gramEnd"/>
+            <w:r>
+              <w:rPr>
+                <w:rFonts w:ascii="Consolas" w:hAnsi="Consolas"/>
+                <w:sz w:val="20"/>
+                <w:szCs w:val="20"/>
+              </w:rPr>
+              <w:t>"</w:t>
+            </w:r>
+          </w:p>
+          <w:p>
+            <w:pPr>
+              <w:pStyle w:val="NoSpacing"/>
+              <w:rPr>
+                <w:rFonts w:ascii="Consolas" w:hAnsi="Consolas"/>
+                <w:sz w:val="20"/>
+                <w:szCs w:val="20"/>
+              </w:rPr>
+            </w:pPr>
+            <w:r>
+              <w:rPr>
+                <w:rFonts w:ascii="Consolas" w:hAnsi="Consolas"/>
+                <w:sz w:val="20"/>
+                <w:szCs w:val="20"/>
+              </w:rPr>
+              <w:t xml:space="preserve">        SELECT DATE_</w:t>
+            </w:r>
+            <w:proofErr w:type="gramStart"/>
+            <w:r>
+              <w:rPr>
+                <w:rFonts w:ascii="Consolas" w:hAnsi="Consolas"/>
+                <w:sz w:val="20"/>
+                <w:szCs w:val="20"/>
+              </w:rPr>
+              <w:t>FORMAT(</w:t>
+            </w:r>
+            <w:proofErr w:type="spellStart"/>
+            <w:proofErr w:type="gramEnd"/>
+            <w:r>
+              <w:rPr>
+                <w:rFonts w:ascii="Consolas" w:hAnsi="Consolas"/>
+                <w:sz w:val="20"/>
+                <w:szCs w:val="20"/>
+              </w:rPr>
+              <w:t>join_date</w:t>
+            </w:r>
+            <w:proofErr w:type="spellEnd"/>
+            <w:r>
+              <w:rPr>
+                <w:rFonts w:ascii="Consolas" w:hAnsi="Consolas"/>
+                <w:sz w:val="20"/>
+                <w:szCs w:val="20"/>
+              </w:rPr>
+              <w:t xml:space="preserve">, '%Y-%m') AS Month, </w:t>
+            </w:r>
+            <w:proofErr w:type="gramStart"/>
+            <w:r>
+              <w:rPr>
+                <w:rFonts w:ascii="Consolas" w:hAnsi="Consolas"/>
+                <w:sz w:val="20"/>
+                <w:szCs w:val="20"/>
+              </w:rPr>
+              <w:t>COUNT(</w:t>
+            </w:r>
+            <w:proofErr w:type="spellStart"/>
+            <w:proofErr w:type="gramEnd"/>
+            <w:r>
+              <w:rPr>
+                <w:rFonts w:ascii="Consolas" w:hAnsi="Consolas"/>
+                <w:sz w:val="20"/>
+                <w:szCs w:val="20"/>
+              </w:rPr>
+              <w:t>client_id</w:t>
+            </w:r>
+            <w:proofErr w:type="spellEnd"/>
+            <w:r>
+              <w:rPr>
+                <w:rFonts w:ascii="Consolas" w:hAnsi="Consolas"/>
+                <w:sz w:val="20"/>
+                <w:szCs w:val="20"/>
+              </w:rPr>
+              <w:t xml:space="preserve">) AS </w:t>
+            </w:r>
+            <w:proofErr w:type="spellStart"/>
+            <w:r>
+              <w:rPr>
+                <w:rFonts w:ascii="Consolas" w:hAnsi="Consolas"/>
+                <w:sz w:val="20"/>
+                <w:szCs w:val="20"/>
+              </w:rPr>
+              <w:t>New_Clients</w:t>
+            </w:r>
+            <w:proofErr w:type="spellEnd"/>
+          </w:p>
+          <w:p>
+            <w:pPr>
+              <w:pStyle w:val="NoSpacing"/>
+              <w:rPr>
+                <w:rFonts w:ascii="Consolas" w:hAnsi="Consolas"/>
+                <w:sz w:val="20"/>
+                <w:szCs w:val="20"/>
+              </w:rPr>
+            </w:pPr>
+            <w:r>
+              <w:rPr>
+                <w:rFonts w:ascii="Consolas" w:hAnsi="Consolas"/>
+                <w:sz w:val="20"/>
+                <w:szCs w:val="20"/>
+              </w:rPr>
+              <w:t xml:space="preserve">        FROM client</w:t>
+            </w:r>
+          </w:p>
+          <w:p>
+            <w:pPr>
+              <w:pStyle w:val="NoSpacing"/>
+              <w:rPr>
+                <w:rFonts w:ascii="Consolas" w:hAnsi="Consolas"/>
+                <w:sz w:val="20"/>
+                <w:szCs w:val="20"/>
+              </w:rPr>
+            </w:pPr>
+            <w:r>
+              <w:rPr>
+                <w:rFonts w:ascii="Consolas" w:hAnsi="Consolas"/>
+                <w:sz w:val="20"/>
+                <w:szCs w:val="20"/>
+              </w:rPr>
+              <w:t xml:space="preserve">        WHERE </w:t>
+            </w:r>
+            <w:proofErr w:type="spellStart"/>
+            <w:r>
+              <w:rPr>
+                <w:rFonts w:ascii="Consolas" w:hAnsi="Consolas"/>
+                <w:sz w:val="20"/>
+                <w:szCs w:val="20"/>
+              </w:rPr>
+              <w:t>join_date</w:t>
+            </w:r>
+            <w:proofErr w:type="spellEnd"/>
+            <w:r>
+              <w:rPr>
+                <w:rFonts w:ascii="Consolas" w:hAnsi="Consolas"/>
+                <w:sz w:val="20"/>
+                <w:szCs w:val="20"/>
+              </w:rPr>
+              <w:t xml:space="preserve"> &gt;= DATE_SUB(</w:t>
+            </w:r>
+            <w:proofErr w:type="gramStart"/>
+            <w:r>
+              <w:rPr>
+                <w:rFonts w:ascii="Consolas" w:hAnsi="Consolas"/>
+                <w:sz w:val="20"/>
+                <w:szCs w:val="20"/>
+              </w:rPr>
+              <w:t>CURDATE(</w:t>
+            </w:r>
+            <w:proofErr w:type="gramEnd"/>
+            <w:r>
+              <w:rPr>
+                <w:rFonts w:ascii="Consolas" w:hAnsi="Consolas"/>
+                <w:sz w:val="20"/>
+                <w:szCs w:val="20"/>
+              </w:rPr>
+              <w:t>), INTERVAL 6 MONTH)</w:t>
+            </w:r>
+          </w:p>
+          <w:p>
+            <w:pPr>
+              <w:pStyle w:val="NoSpacing"/>
+              <w:rPr>
+                <w:rFonts w:ascii="Consolas" w:hAnsi="Consolas"/>
+                <w:sz w:val="20"/>
+                <w:szCs w:val="20"/>
+              </w:rPr>
+            </w:pPr>
+            <w:r>
+              <w:rPr>
+                <w:rFonts w:ascii="Consolas" w:hAnsi="Consolas"/>
+                <w:sz w:val="20"/>
+                <w:szCs w:val="20"/>
+              </w:rPr>
+              <w:t xml:space="preserve">        GROUP BY Month</w:t>
+            </w:r>
+          </w:p>
+          <w:p>
+            <w:pPr>
+              <w:pStyle w:val="NoSpacing"/>
+              <w:rPr>
+                <w:rFonts w:ascii="Consolas" w:hAnsi="Consolas"/>
+                <w:sz w:val="20"/>
+                <w:szCs w:val="20"/>
+              </w:rPr>
+            </w:pPr>
+            <w:r>
+              <w:rPr>
+                <w:rFonts w:ascii="Consolas" w:hAnsi="Consolas"/>
+                <w:sz w:val="20"/>
+                <w:szCs w:val="20"/>
+              </w:rPr>
+              <w:t xml:space="preserve">        ORDER BY Month DESC;</w:t>
+            </w:r>
+          </w:p>
+          <w:p>
+            <w:pPr>
+              <w:pStyle w:val="NoSpacing"/>
+              <w:rPr>
+                <w:rFonts w:ascii="Consolas" w:hAnsi="Consolas"/>
+                <w:sz w:val="20"/>
+                <w:szCs w:val="20"/>
+              </w:rPr>
+            </w:pPr>
+            <w:r>
+              <w:rPr>
+                <w:rFonts w:ascii="Consolas" w:hAnsi="Consolas"/>
+                <w:sz w:val="20"/>
+                <w:szCs w:val="20"/>
+              </w:rPr>
+              <w:t xml:space="preserve">    """</w:t>
+            </w:r>
+          </w:p>
+          <w:p>
+            <w:pPr>
+              <w:pStyle w:val="NoSpacing"/>
+              <w:rPr>
+                <w:rFonts w:ascii="Consolas" w:hAnsi="Consolas"/>
+                <w:sz w:val="20"/>
+                <w:szCs w:val="20"/>
+              </w:rPr>
+            </w:pPr>
+            <w:r>
+              <w:rPr>
+                <w:rFonts w:ascii="Consolas" w:hAnsi="Consolas"/>
+                <w:sz w:val="20"/>
+                <w:szCs w:val="20"/>
+              </w:rPr>
+              <w:t xml:space="preserve">    </w:t>
+            </w:r>
+            <w:proofErr w:type="spellStart"/>
+            <w:proofErr w:type="gramStart"/>
+            <w:r>
+              <w:rPr>
+                <w:rFonts w:ascii="Consolas" w:hAnsi="Consolas"/>
+                <w:sz w:val="20"/>
+                <w:szCs w:val="20"/>
+              </w:rPr>
+              <w:t>cursor.execute</w:t>
+            </w:r>
+            <w:proofErr w:type="spellEnd"/>
+            <w:proofErr w:type="gramEnd"/>
+            <w:r>
+              <w:rPr>
+                <w:rFonts w:ascii="Consolas" w:hAnsi="Consolas"/>
+                <w:sz w:val="20"/>
+                <w:szCs w:val="20"/>
+              </w:rPr>
+              <w:t>(query)</w:t>
+            </w:r>
+          </w:p>
+          <w:p>
+            <w:pPr>
+              <w:pStyle w:val="NoSpacing"/>
+              <w:rPr>
+                <w:rFonts w:ascii="Consolas" w:hAnsi="Consolas"/>
+                <w:sz w:val="20"/>
+                <w:szCs w:val="20"/>
+              </w:rPr>
+            </w:pPr>
+            <w:r>
+              <w:rPr>
+                <w:rFonts w:ascii="Consolas" w:hAnsi="Consolas"/>
+                <w:sz w:val="20"/>
+                <w:szCs w:val="20"/>
+              </w:rPr>
+              <w:t xml:space="preserve">    results = </w:t>
+            </w:r>
+            <w:proofErr w:type="spellStart"/>
+            <w:proofErr w:type="gramStart"/>
+            <w:r>
+              <w:rPr>
+                <w:rFonts w:ascii="Consolas" w:hAnsi="Consolas"/>
+                <w:sz w:val="20"/>
+                <w:szCs w:val="20"/>
+              </w:rPr>
+              <w:t>cursor.fetchall</w:t>
+            </w:r>
+            <w:proofErr w:type="spellEnd"/>
+            <w:proofErr w:type="gramEnd"/>
+            <w:r>
+              <w:rPr>
+                <w:rFonts w:ascii="Consolas" w:hAnsi="Consolas"/>
+                <w:sz w:val="20"/>
+                <w:szCs w:val="20"/>
+              </w:rPr>
+              <w:t>()</w:t>
+            </w:r>
+          </w:p>
+          <w:p>
+            <w:pPr>
+              <w:pStyle w:val="NoSpacing"/>
+              <w:rPr>
+                <w:rFonts w:ascii="Consolas" w:hAnsi="Consolas"/>
+                <w:sz w:val="20"/>
+                <w:szCs w:val="20"/>
+              </w:rPr>
+            </w:pPr>
+            <w:r>
+              <w:rPr>
+                <w:rFonts w:ascii="Consolas" w:hAnsi="Consolas"/>
+                <w:sz w:val="20"/>
+                <w:szCs w:val="20"/>
+              </w:rPr>
+              <w:t xml:space="preserve">    </w:t>
+            </w:r>
+            <w:proofErr w:type="gramStart"/>
+            <w:r>
+              <w:rPr>
+                <w:rFonts w:ascii="Consolas" w:hAnsi="Consolas"/>
+                <w:sz w:val="20"/>
+                <w:szCs w:val="20"/>
+              </w:rPr>
+              <w:t>for</w:t>
+            </w:r>
+            <w:proofErr w:type="gramEnd"/>
+            <w:r>
+              <w:rPr>
+                <w:rFonts w:ascii="Consolas" w:hAnsi="Consolas"/>
+                <w:sz w:val="20"/>
+                <w:szCs w:val="20"/>
+              </w:rPr>
+              <w:t xml:space="preserve"> row in results:</w:t>
+            </w:r>
+          </w:p>
+          <w:p>
+            <w:pPr>
+              <w:pStyle w:val="NoSpacing"/>
+              <w:rPr>
+                <w:rFonts w:ascii="Consolas" w:hAnsi="Consolas"/>
+                <w:sz w:val="20"/>
+                <w:szCs w:val="20"/>
+              </w:rPr>
+            </w:pPr>
+            <w:r>
+              <w:rPr>
+                <w:rFonts w:ascii="Consolas" w:hAnsi="Consolas"/>
+                <w:sz w:val="20"/>
+                <w:szCs w:val="20"/>
+              </w:rPr>
+              <w:t xml:space="preserve">        </w:t>
+            </w:r>
+            <w:proofErr w:type="gramStart"/>
+            <w:r>
+              <w:rPr>
+                <w:rFonts w:ascii="Consolas" w:hAnsi="Consolas"/>
+                <w:sz w:val="20"/>
+                <w:szCs w:val="20"/>
+              </w:rPr>
+              <w:t>print(</w:t>
+            </w:r>
+            <w:proofErr w:type="spellStart"/>
+            <w:proofErr w:type="gramEnd"/>
+            <w:r>
+              <w:rPr>
+                <w:rFonts w:ascii="Consolas" w:hAnsi="Consolas"/>
+                <w:sz w:val="20"/>
+                <w:szCs w:val="20"/>
+              </w:rPr>
+              <w:t>f"</w:t>
+            </w:r>
+            <w:proofErr w:type="gramStart"/>
+            <w:r>
+              <w:rPr>
+                <w:rFonts w:ascii="Consolas" w:hAnsi="Consolas"/>
+                <w:sz w:val="20"/>
+                <w:szCs w:val="20"/>
+              </w:rPr>
+              <w:t>Month</w:t>
+            </w:r>
+            <w:proofErr w:type="spellEnd"/>
+            <w:r>
+              <w:rPr>
+                <w:rFonts w:ascii="Consolas" w:hAnsi="Consolas"/>
+                <w:sz w:val="20"/>
+                <w:szCs w:val="20"/>
+              </w:rPr>
+              <w:t>: {row[</w:t>
+            </w:r>
+            <w:proofErr w:type="gramEnd"/>
+            <w:r>
+              <w:rPr>
+                <w:rFonts w:ascii="Consolas" w:hAnsi="Consolas"/>
+                <w:sz w:val="20"/>
+                <w:szCs w:val="20"/>
+              </w:rPr>
+              <w:t xml:space="preserve">0]} | New </w:t>
+            </w:r>
+            <w:proofErr w:type="gramStart"/>
+            <w:r>
+              <w:rPr>
+                <w:rFonts w:ascii="Consolas" w:hAnsi="Consolas"/>
+                <w:sz w:val="20"/>
+                <w:szCs w:val="20"/>
+              </w:rPr>
+              <w:t>Clients: {row[1]}</w:t>
+            </w:r>
+            <w:proofErr w:type="gramEnd"/>
+            <w:r>
+              <w:rPr>
+                <w:rFonts w:ascii="Consolas" w:hAnsi="Consolas"/>
+                <w:sz w:val="20"/>
+                <w:szCs w:val="20"/>
+              </w:rPr>
+              <w:t>")</w:t>
+            </w:r>
+          </w:p>
+        </w:tc>
+      </w:tr>
+    </w:tbl>
+    <w:p>
+      <w:pPr>
+        <w:rPr>
+          <w:b/>
+          <w:bCs/>
+        </w:rPr>
+      </w:pPr>
+    </w:p>
+    <w:p>
+      <w:r>
+        <w:rPr>
+          <w:b/>
+          <w:bCs/>
+        </w:rPr>
+        <w:t>Report 2: Company-Wide Asset Overview</w:t>
+      </w:r>
+    </w:p>
+    <w:p>
+      <w:r>
+        <w:t xml:space="preserve">This report calculates the average amount of assets held by the entire client list. This information is critical for Jake and Ned to understand their current market position and decide if the existing billing structure is appropriate for the wealth level they are managing. </w:t>
+      </w:r>
+    </w:p>
+    <w:tbl>
+      <w:tblPr>
+        <w:tblStyle w:val="TableGrid"/>
+        <w:tblW w:w="0" w:type="auto"/>
+        <w:tblBorders>
+          <w:top w:val="none" w:sz="0" w:space="0" w:color="auto"/>
+          <w:left w:val="none" w:sz="0" w:space="0" w:color="auto"/>
+          <w:bottom w:val="none" w:sz="0" w:space="0" w:color="auto"/>
+          <w:right w:val="none" w:sz="0" w:space="0" w:color="auto"/>
+          <w:insideH w:val="none" w:sz="0" w:space="0" w:color="auto"/>
+          <w:insideV w:val="none" w:sz="0" w:space="0" w:color="auto"/>
+        </w:tblBorders>
+        <w:shd w:val="clear" w:color="auto" w:fill="D1D1D1" w:themeFill="background2" w:themeFillShade="E6"/>
+        <w:tblLook w:val="04A0" w:firstRow="1" w:lastRow="0" w:firstColumn="1" w:lastColumn="0" w:noHBand="0" w:noVBand="1"/>
+      </w:tblPr>
+      <w:tblGrid>
+        <w:gridCol w:w="9350"/>
+      </w:tblGrid>
+      <w:tr>
+        <w:tc>
+          <w:tcPr>
+            <w:tcW w:w="9350" w:type="dxa"/>
+            <w:shd w:val="clear" w:color="auto" w:fill="D1D1D1" w:themeFill="background2" w:themeFillShade="E6"/>
+          </w:tcPr>
+          <w:p>
+            <w:pPr>
+              <w:pStyle w:val="NoSpacing"/>
+              <w:rPr>
+                <w:rFonts w:ascii="Consolas" w:hAnsi="Consolas"/>
+                <w:sz w:val="20"/>
+                <w:szCs w:val="20"/>
+              </w:rPr>
+            </w:pPr>
+            <w:r>
+              <w:rPr>
+                <w:rFonts w:ascii="Consolas" w:hAnsi="Consolas"/>
+                <w:sz w:val="20"/>
+                <w:szCs w:val="20"/>
+              </w:rPr>
+              <w:t xml:space="preserve">def </w:t>
+            </w:r>
+            <w:proofErr w:type="spellStart"/>
+            <w:r>
+              <w:rPr>
+                <w:rFonts w:ascii="Consolas" w:hAnsi="Consolas"/>
+                <w:sz w:val="20"/>
+                <w:szCs w:val="20"/>
+              </w:rPr>
+              <w:t>report_average_assets</w:t>
+            </w:r>
+            <w:proofErr w:type="spellEnd"/>
+            <w:r>
+              <w:rPr>
+                <w:rFonts w:ascii="Consolas" w:hAnsi="Consolas"/>
+                <w:sz w:val="20"/>
+                <w:szCs w:val="20"/>
+              </w:rPr>
+              <w:t>(cursor):</w:t>
+            </w:r>
+          </w:p>
+          <w:p>
+            <w:pPr>
+              <w:pStyle w:val="NoSpacing"/>
+              <w:rPr>
+                <w:rFonts w:ascii="Consolas" w:hAnsi="Consolas"/>
+                <w:sz w:val="20"/>
+                <w:szCs w:val="20"/>
+              </w:rPr>
+            </w:pPr>
+            <w:r>
+              <w:rPr>
+                <w:rFonts w:ascii="Consolas" w:hAnsi="Consolas"/>
+                <w:sz w:val="20"/>
+                <w:szCs w:val="20"/>
+              </w:rPr>
+              <w:t xml:space="preserve">    </w:t>
+            </w:r>
+            <w:proofErr w:type="gramStart"/>
+            <w:r>
+              <w:rPr>
+                <w:rFonts w:ascii="Consolas" w:hAnsi="Consolas"/>
+                <w:sz w:val="20"/>
+                <w:szCs w:val="20"/>
+              </w:rPr>
+              <w:t>print(</w:t>
+            </w:r>
+            <w:proofErr w:type="gramEnd"/>
+            <w:r>
+              <w:rPr>
+                <w:rFonts w:ascii="Consolas" w:hAnsi="Consolas"/>
+                <w:sz w:val="20"/>
+                <w:szCs w:val="20"/>
+              </w:rPr>
+              <w:t>"\n--- REPORT 2: AVERAGE CLIENT ASSETS ---")</w:t>
+            </w:r>
+          </w:p>
+          <w:p>
+            <w:pPr>
+              <w:pStyle w:val="NoSpacing"/>
+              <w:rPr>
+                <w:rFonts w:ascii="Consolas" w:hAnsi="Consolas"/>
+                <w:sz w:val="20"/>
+                <w:szCs w:val="20"/>
+              </w:rPr>
+            </w:pPr>
+            <w:r>
+              <w:rPr>
+                <w:rFonts w:ascii="Consolas" w:hAnsi="Consolas"/>
+                <w:sz w:val="20"/>
+                <w:szCs w:val="20"/>
+              </w:rPr>
+              <w:t xml:space="preserve">    query = "SELECT </w:t>
+            </w:r>
+            <w:proofErr w:type="gramStart"/>
+            <w:r>
+              <w:rPr>
+                <w:rFonts w:ascii="Consolas" w:hAnsi="Consolas"/>
+                <w:sz w:val="20"/>
+                <w:szCs w:val="20"/>
+              </w:rPr>
+              <w:t>AVG(</w:t>
+            </w:r>
+            <w:proofErr w:type="spellStart"/>
+            <w:proofErr w:type="gramEnd"/>
+            <w:r>
+              <w:rPr>
+                <w:rFonts w:ascii="Consolas" w:hAnsi="Consolas"/>
+                <w:sz w:val="20"/>
+                <w:szCs w:val="20"/>
+              </w:rPr>
+              <w:t>total_assets</w:t>
+            </w:r>
+            <w:proofErr w:type="spellEnd"/>
+            <w:r>
+              <w:rPr>
+                <w:rFonts w:ascii="Consolas" w:hAnsi="Consolas"/>
+                <w:sz w:val="20"/>
+                <w:szCs w:val="20"/>
+              </w:rPr>
+              <w:t>) FROM client;"</w:t>
+            </w:r>
+          </w:p>
+          <w:p>
+            <w:pPr>
+              <w:pStyle w:val="NoSpacing"/>
+              <w:rPr>
+                <w:rFonts w:ascii="Consolas" w:hAnsi="Consolas"/>
+                <w:sz w:val="20"/>
+                <w:szCs w:val="20"/>
+              </w:rPr>
+            </w:pPr>
+            <w:r>
+              <w:rPr>
+                <w:rFonts w:ascii="Consolas" w:hAnsi="Consolas"/>
+                <w:sz w:val="20"/>
+                <w:szCs w:val="20"/>
+              </w:rPr>
+              <w:t xml:space="preserve">    </w:t>
+            </w:r>
+            <w:proofErr w:type="spellStart"/>
+            <w:proofErr w:type="gramStart"/>
+            <w:r>
+              <w:rPr>
+                <w:rFonts w:ascii="Consolas" w:hAnsi="Consolas"/>
+                <w:sz w:val="20"/>
+                <w:szCs w:val="20"/>
+              </w:rPr>
+              <w:t>cursor.execute</w:t>
+            </w:r>
+            <w:proofErr w:type="spellEnd"/>
+            <w:proofErr w:type="gramEnd"/>
+            <w:r>
+              <w:rPr>
+                <w:rFonts w:ascii="Consolas" w:hAnsi="Consolas"/>
+                <w:sz w:val="20"/>
+                <w:szCs w:val="20"/>
+              </w:rPr>
+              <w:t>(query)</w:t>
+            </w:r>
+          </w:p>
+          <w:p>
+            <w:pPr>
+              <w:pStyle w:val="NoSpacing"/>
+              <w:rPr>
+                <w:rFonts w:ascii="Consolas" w:hAnsi="Consolas"/>
+                <w:sz w:val="20"/>
+                <w:szCs w:val="20"/>
+              </w:rPr>
+            </w:pPr>
+            <w:r>
+              <w:rPr>
+                <w:rFonts w:ascii="Consolas" w:hAnsi="Consolas"/>
+                <w:sz w:val="20"/>
+                <w:szCs w:val="20"/>
+              </w:rPr>
+              <w:t xml:space="preserve">    result = </w:t>
+            </w:r>
+            <w:proofErr w:type="spellStart"/>
+            <w:proofErr w:type="gramStart"/>
+            <w:r>
+              <w:rPr>
+                <w:rFonts w:ascii="Consolas" w:hAnsi="Consolas"/>
+                <w:sz w:val="20"/>
+                <w:szCs w:val="20"/>
+              </w:rPr>
+              <w:t>cursor.fetchone</w:t>
+            </w:r>
+            <w:proofErr w:type="spellEnd"/>
+            <w:proofErr w:type="gramEnd"/>
+            <w:r>
+              <w:rPr>
+                <w:rFonts w:ascii="Consolas" w:hAnsi="Consolas"/>
+                <w:sz w:val="20"/>
+                <w:szCs w:val="20"/>
+              </w:rPr>
+              <w:t>()</w:t>
+            </w:r>
+          </w:p>
+          <w:p>
+            <w:pPr>
+              <w:pStyle w:val="NoSpacing"/>
+            </w:pPr>
+            <w:r>
+              <w:rPr>
+                <w:rFonts w:ascii="Consolas" w:hAnsi="Consolas"/>
+                <w:sz w:val="20"/>
+                <w:szCs w:val="20"/>
+              </w:rPr>
+              <w:t xml:space="preserve">    </w:t>
+            </w:r>
+            <w:proofErr w:type="gramStart"/>
+            <w:r>
+              <w:rPr>
+                <w:rFonts w:ascii="Consolas" w:hAnsi="Consolas"/>
+                <w:sz w:val="20"/>
+                <w:szCs w:val="20"/>
+              </w:rPr>
+              <w:t>print(</w:t>
+            </w:r>
+            <w:proofErr w:type="spellStart"/>
+            <w:proofErr w:type="gramEnd"/>
+            <w:r>
+              <w:rPr>
+                <w:rFonts w:ascii="Consolas" w:hAnsi="Consolas"/>
+                <w:sz w:val="20"/>
+                <w:szCs w:val="20"/>
+              </w:rPr>
+              <w:t>f"Average</w:t>
+            </w:r>
+            <w:proofErr w:type="spellEnd"/>
+            <w:r>
+              <w:rPr>
+                <w:rFonts w:ascii="Consolas" w:hAnsi="Consolas"/>
+                <w:sz w:val="20"/>
+                <w:szCs w:val="20"/>
+              </w:rPr>
+              <w:t xml:space="preserve"> Assets per Client: ${result[0]:,.2</w:t>
+            </w:r>
+            <w:proofErr w:type="gramStart"/>
+            <w:r>
+              <w:rPr>
+                <w:rFonts w:ascii="Consolas" w:hAnsi="Consolas"/>
+                <w:sz w:val="20"/>
+                <w:szCs w:val="20"/>
+              </w:rPr>
+              <w:t>f}"</w:t>
+            </w:r>
+            <w:proofErr w:type="gramEnd"/>
+            <w:r>
+              <w:rPr>
+                <w:rFonts w:ascii="Consolas" w:hAnsi="Consolas"/>
+                <w:sz w:val="20"/>
+                <w:szCs w:val="20"/>
+              </w:rPr>
+              <w:t>)</w:t>
+            </w:r>
+          </w:p>
+        </w:tc>
+      </w:tr>
+    </w:tbl>
+    <w:p>
+      <w:pPr>
+        <w:rPr>
+          <w:b/>
+          <w:bCs/>
+        </w:rPr>
+      </w:pPr>
+    </w:p>
+    <w:p>
+      <w:r>
+        <w:rPr>
+          <w:b/>
+          <w:bCs/>
+        </w:rPr>
+        <w:t>Report 3: High-Volume Transaction Clients</w:t>
+      </w:r>
+    </w:p>
+    <w:p>
+      <w:r>
+        <w:t xml:space="preserve">This report identifies clients who have more than 10 transactions in a single month. This helps the compliance manager and advisors monitor account activity and determine if high-volume users should be moved to a different billing structure to keep the business profitable. </w:t>
+      </w:r>
+    </w:p>
+    <w:p>
+      <w:r>
+        <w:br w:type="page"/>
+      </w:r>
+    </w:p>
+    <w:p/>
+    <w:tbl>
+      <w:tblPr>
+        <w:tblStyle w:val="TableGrid"/>
+        <w:tblW w:w="0" w:type="auto"/>
+        <w:tblBorders>
+          <w:top w:val="none" w:sz="0" w:space="0" w:color="auto"/>
+          <w:left w:val="none" w:sz="0" w:space="0" w:color="auto"/>
+          <w:bottom w:val="none" w:sz="0" w:space="0" w:color="auto"/>
+          <w:right w:val="none" w:sz="0" w:space="0" w:color="auto"/>
+          <w:insideH w:val="none" w:sz="0" w:space="0" w:color="auto"/>
+          <w:insideV w:val="none" w:sz="0" w:space="0" w:color="auto"/>
+        </w:tblBorders>
+        <w:shd w:val="clear" w:color="auto" w:fill="D1D1D1" w:themeFill="background2" w:themeFillShade="E6"/>
+        <w:tblLook w:val="04A0" w:firstRow="1" w:lastRow="0" w:firstColumn="1" w:lastColumn="0" w:noHBand="0" w:noVBand="1"/>
+      </w:tblPr>
+      <w:tblGrid>
+        <w:gridCol w:w="9350"/>
+      </w:tblGrid>
+      <w:tr>
+        <w:tc>
+          <w:tcPr>
+            <w:tcW w:w="9350" w:type="dxa"/>
+            <w:shd w:val="clear" w:color="auto" w:fill="D1D1D1" w:themeFill="background2" w:themeFillShade="E6"/>
+          </w:tcPr>
+          <w:p>
+            <w:pPr>
+              <w:pStyle w:val="NoSpacing"/>
+              <w:rPr>
+                <w:rFonts w:ascii="Consolas" w:hAnsi="Consolas"/>
+                <w:sz w:val="20"/>
+                <w:szCs w:val="20"/>
+              </w:rPr>
+            </w:pPr>
+            <w:r>
+              <w:rPr>
+                <w:rFonts w:ascii="Consolas" w:hAnsi="Consolas"/>
+                <w:sz w:val="20"/>
+                <w:szCs w:val="20"/>
+              </w:rPr>
+              <w:t xml:space="preserve">def </w:t>
+            </w:r>
+            <w:proofErr w:type="spellStart"/>
+            <w:r>
+              <w:rPr>
+                <w:rFonts w:ascii="Consolas" w:hAnsi="Consolas"/>
+                <w:sz w:val="20"/>
+                <w:szCs w:val="20"/>
+              </w:rPr>
+              <w:t>report_high_volume_clients</w:t>
+            </w:r>
+            <w:proofErr w:type="spellEnd"/>
+            <w:r>
+              <w:rPr>
+                <w:rFonts w:ascii="Consolas" w:hAnsi="Consolas"/>
+                <w:sz w:val="20"/>
+                <w:szCs w:val="20"/>
+              </w:rPr>
+              <w:t>(cursor):</w:t>
+            </w:r>
+          </w:p>
+          <w:p>
+            <w:pPr>
+              <w:pStyle w:val="NoSpacing"/>
+              <w:rPr>
+                <w:rFonts w:ascii="Consolas" w:hAnsi="Consolas"/>
+                <w:sz w:val="20"/>
+                <w:szCs w:val="20"/>
+              </w:rPr>
+            </w:pPr>
+            <w:r>
+              <w:rPr>
+                <w:rFonts w:ascii="Consolas" w:hAnsi="Consolas"/>
+                <w:sz w:val="20"/>
+                <w:szCs w:val="20"/>
+              </w:rPr>
+              <w:t xml:space="preserve">    </w:t>
+            </w:r>
+            <w:proofErr w:type="gramStart"/>
+            <w:r>
+              <w:rPr>
+                <w:rFonts w:ascii="Consolas" w:hAnsi="Consolas"/>
+                <w:sz w:val="20"/>
+                <w:szCs w:val="20"/>
+              </w:rPr>
+              <w:t>print(</w:t>
+            </w:r>
+            <w:proofErr w:type="gramEnd"/>
+            <w:r>
+              <w:rPr>
+                <w:rFonts w:ascii="Consolas" w:hAnsi="Consolas"/>
+                <w:sz w:val="20"/>
+                <w:szCs w:val="20"/>
+              </w:rPr>
+              <w:t>"\n--- REPORT 3: HIGH-VOLUME TRANSACTION CLIENTS (&gt;10/MONTH) ---")</w:t>
+            </w:r>
+          </w:p>
+          <w:p>
+            <w:pPr>
+              <w:pStyle w:val="NoSpacing"/>
+              <w:rPr>
+                <w:rFonts w:ascii="Consolas" w:hAnsi="Consolas"/>
+                <w:sz w:val="20"/>
+                <w:szCs w:val="20"/>
+              </w:rPr>
+            </w:pPr>
+            <w:r>
+              <w:rPr>
+                <w:rFonts w:ascii="Consolas" w:hAnsi="Consolas"/>
+                <w:sz w:val="20"/>
+                <w:szCs w:val="20"/>
+              </w:rPr>
+              <w:t xml:space="preserve">    query </w:t>
+            </w:r>
+            <w:proofErr w:type="gramStart"/>
+            <w:r>
+              <w:rPr>
+                <w:rFonts w:ascii="Consolas" w:hAnsi="Consolas"/>
+                <w:sz w:val="20"/>
+                <w:szCs w:val="20"/>
+              </w:rPr>
+              <w:t>= ""</w:t>
+            </w:r>
+            <w:proofErr w:type="gramEnd"/>
+            <w:r>
+              <w:rPr>
+                <w:rFonts w:ascii="Consolas" w:hAnsi="Consolas"/>
+                <w:sz w:val="20"/>
+                <w:szCs w:val="20"/>
+              </w:rPr>
+              <w:t>"</w:t>
+            </w:r>
+          </w:p>
+          <w:p>
+            <w:pPr>
+              <w:pStyle w:val="NoSpacing"/>
+              <w:rPr>
+                <w:rFonts w:ascii="Consolas" w:hAnsi="Consolas"/>
+                <w:sz w:val="20"/>
+                <w:szCs w:val="20"/>
+              </w:rPr>
+            </w:pPr>
+            <w:r>
+              <w:rPr>
+                <w:rFonts w:ascii="Consolas" w:hAnsi="Consolas"/>
+                <w:sz w:val="20"/>
+                <w:szCs w:val="20"/>
+              </w:rPr>
+              <w:t xml:space="preserve">        SELECT </w:t>
+            </w:r>
+            <w:proofErr w:type="spellStart"/>
+            <w:proofErr w:type="gramStart"/>
+            <w:r>
+              <w:rPr>
+                <w:rFonts w:ascii="Consolas" w:hAnsi="Consolas"/>
+                <w:sz w:val="20"/>
+                <w:szCs w:val="20"/>
+              </w:rPr>
+              <w:t>c.f</w:t>
+            </w:r>
+            <w:proofErr w:type="gramEnd"/>
+            <w:r>
+              <w:rPr>
+                <w:rFonts w:ascii="Consolas" w:hAnsi="Consolas"/>
+                <w:sz w:val="20"/>
+                <w:szCs w:val="20"/>
+              </w:rPr>
+              <w:t>_name</w:t>
+            </w:r>
+            <w:proofErr w:type="spellEnd"/>
+            <w:r>
+              <w:rPr>
+                <w:rFonts w:ascii="Consolas" w:hAnsi="Consolas"/>
+                <w:sz w:val="20"/>
+                <w:szCs w:val="20"/>
+              </w:rPr>
+              <w:t xml:space="preserve">, </w:t>
+            </w:r>
+            <w:proofErr w:type="spellStart"/>
+            <w:proofErr w:type="gramStart"/>
+            <w:r>
+              <w:rPr>
+                <w:rFonts w:ascii="Consolas" w:hAnsi="Consolas"/>
+                <w:sz w:val="20"/>
+                <w:szCs w:val="20"/>
+              </w:rPr>
+              <w:t>c.l</w:t>
+            </w:r>
+            <w:proofErr w:type="gramEnd"/>
+            <w:r>
+              <w:rPr>
+                <w:rFonts w:ascii="Consolas" w:hAnsi="Consolas"/>
+                <w:sz w:val="20"/>
+                <w:szCs w:val="20"/>
+              </w:rPr>
+              <w:t>_name</w:t>
+            </w:r>
+            <w:proofErr w:type="spellEnd"/>
+            <w:r>
+              <w:rPr>
+                <w:rFonts w:ascii="Consolas" w:hAnsi="Consolas"/>
+                <w:sz w:val="20"/>
+                <w:szCs w:val="20"/>
+              </w:rPr>
+              <w:t>, COUNT(</w:t>
+            </w:r>
+            <w:proofErr w:type="spellStart"/>
+            <w:proofErr w:type="gramStart"/>
+            <w:r>
+              <w:rPr>
+                <w:rFonts w:ascii="Consolas" w:hAnsi="Consolas"/>
+                <w:sz w:val="20"/>
+                <w:szCs w:val="20"/>
+              </w:rPr>
+              <w:t>t.transaction</w:t>
+            </w:r>
+            <w:proofErr w:type="gramEnd"/>
+            <w:r>
+              <w:rPr>
+                <w:rFonts w:ascii="Consolas" w:hAnsi="Consolas"/>
+                <w:sz w:val="20"/>
+                <w:szCs w:val="20"/>
+              </w:rPr>
+              <w:t>_id</w:t>
+            </w:r>
+            <w:proofErr w:type="spellEnd"/>
+            <w:r>
+              <w:rPr>
+                <w:rFonts w:ascii="Consolas" w:hAnsi="Consolas"/>
+                <w:sz w:val="20"/>
+                <w:szCs w:val="20"/>
+              </w:rPr>
+              <w:t xml:space="preserve">) AS </w:t>
+            </w:r>
+            <w:proofErr w:type="spellStart"/>
+            <w:r>
+              <w:rPr>
+                <w:rFonts w:ascii="Consolas" w:hAnsi="Consolas"/>
+                <w:sz w:val="20"/>
+                <w:szCs w:val="20"/>
+              </w:rPr>
+              <w:t>Transaction_Count</w:t>
+            </w:r>
+            <w:proofErr w:type="spellEnd"/>
+          </w:p>
+          <w:p>
+            <w:pPr>
+              <w:pStyle w:val="NoSpacing"/>
+              <w:rPr>
+                <w:rFonts w:ascii="Consolas" w:hAnsi="Consolas"/>
+                <w:sz w:val="20"/>
+                <w:szCs w:val="20"/>
+              </w:rPr>
+            </w:pPr>
+            <w:r>
+              <w:rPr>
+                <w:rFonts w:ascii="Consolas" w:hAnsi="Consolas"/>
+                <w:sz w:val="20"/>
+                <w:szCs w:val="20"/>
+              </w:rPr>
+              <w:t xml:space="preserve">        FROM client c</w:t>
+            </w:r>
+          </w:p>
+          <w:p>
+            <w:pPr>
+              <w:pStyle w:val="NoSpacing"/>
+              <w:rPr>
+                <w:rFonts w:ascii="Consolas" w:hAnsi="Consolas"/>
+                <w:sz w:val="20"/>
+                <w:szCs w:val="20"/>
+              </w:rPr>
+            </w:pPr>
+            <w:r>
+              <w:rPr>
+                <w:rFonts w:ascii="Consolas" w:hAnsi="Consolas"/>
+                <w:sz w:val="20"/>
+                <w:szCs w:val="20"/>
+              </w:rPr>
+              <w:t xml:space="preserve">        JOIN transaction t ON </w:t>
+            </w:r>
+            <w:proofErr w:type="spellStart"/>
+            <w:proofErr w:type="gramStart"/>
+            <w:r>
+              <w:rPr>
+                <w:rFonts w:ascii="Consolas" w:hAnsi="Consolas"/>
+                <w:sz w:val="20"/>
+                <w:szCs w:val="20"/>
+              </w:rPr>
+              <w:t>c.client</w:t>
+            </w:r>
+            <w:proofErr w:type="gramEnd"/>
+            <w:r>
+              <w:rPr>
+                <w:rFonts w:ascii="Consolas" w:hAnsi="Consolas"/>
+                <w:sz w:val="20"/>
+                <w:szCs w:val="20"/>
+              </w:rPr>
+              <w:t>_id</w:t>
+            </w:r>
+            <w:proofErr w:type="spellEnd"/>
+            <w:r>
+              <w:rPr>
+                <w:rFonts w:ascii="Consolas" w:hAnsi="Consolas"/>
+                <w:sz w:val="20"/>
+                <w:szCs w:val="20"/>
+              </w:rPr>
+              <w:t xml:space="preserve"> = </w:t>
+            </w:r>
+            <w:proofErr w:type="spellStart"/>
+            <w:proofErr w:type="gramStart"/>
+            <w:r>
+              <w:rPr>
+                <w:rFonts w:ascii="Consolas" w:hAnsi="Consolas"/>
+                <w:sz w:val="20"/>
+                <w:szCs w:val="20"/>
+              </w:rPr>
+              <w:t>t.client</w:t>
+            </w:r>
+            <w:proofErr w:type="gramEnd"/>
+            <w:r>
+              <w:rPr>
+                <w:rFonts w:ascii="Consolas" w:hAnsi="Consolas"/>
+                <w:sz w:val="20"/>
+                <w:szCs w:val="20"/>
+              </w:rPr>
+              <w:t>_id</w:t>
+            </w:r>
+            <w:proofErr w:type="spellEnd"/>
+          </w:p>
+          <w:p>
+            <w:pPr>
+              <w:pStyle w:val="NoSpacing"/>
+              <w:rPr>
+                <w:rFonts w:ascii="Consolas" w:hAnsi="Consolas"/>
+                <w:sz w:val="20"/>
+                <w:szCs w:val="20"/>
+              </w:rPr>
+            </w:pPr>
+            <w:r>
+              <w:rPr>
+                <w:rFonts w:ascii="Consolas" w:hAnsi="Consolas"/>
+                <w:sz w:val="20"/>
+                <w:szCs w:val="20"/>
+              </w:rPr>
+              <w:t xml:space="preserve">        WHERE </w:t>
+            </w:r>
+            <w:proofErr w:type="spellStart"/>
+            <w:proofErr w:type="gramStart"/>
+            <w:r>
+              <w:rPr>
+                <w:rFonts w:ascii="Consolas" w:hAnsi="Consolas"/>
+                <w:sz w:val="20"/>
+                <w:szCs w:val="20"/>
+              </w:rPr>
+              <w:t>t.transaction</w:t>
+            </w:r>
+            <w:proofErr w:type="gramEnd"/>
+            <w:r>
+              <w:rPr>
+                <w:rFonts w:ascii="Consolas" w:hAnsi="Consolas"/>
+                <w:sz w:val="20"/>
+                <w:szCs w:val="20"/>
+              </w:rPr>
+              <w:t>_date</w:t>
+            </w:r>
+            <w:proofErr w:type="spellEnd"/>
+            <w:r>
+              <w:rPr>
+                <w:rFonts w:ascii="Consolas" w:hAnsi="Consolas"/>
+                <w:sz w:val="20"/>
+                <w:szCs w:val="20"/>
+              </w:rPr>
+              <w:t xml:space="preserve"> &gt;= DATE_SUB(</w:t>
+            </w:r>
+            <w:proofErr w:type="gramStart"/>
+            <w:r>
+              <w:rPr>
+                <w:rFonts w:ascii="Consolas" w:hAnsi="Consolas"/>
+                <w:sz w:val="20"/>
+                <w:szCs w:val="20"/>
+              </w:rPr>
+              <w:t>CURDATE(</w:t>
+            </w:r>
+            <w:proofErr w:type="gramEnd"/>
+            <w:r>
+              <w:rPr>
+                <w:rFonts w:ascii="Consolas" w:hAnsi="Consolas"/>
+                <w:sz w:val="20"/>
+                <w:szCs w:val="20"/>
+              </w:rPr>
+              <w:t>), INTERVAL 1 MONTH)</w:t>
+            </w:r>
+          </w:p>
+          <w:p>
+            <w:pPr>
+              <w:pStyle w:val="NoSpacing"/>
+              <w:rPr>
+                <w:rFonts w:ascii="Consolas" w:hAnsi="Consolas"/>
+                <w:sz w:val="20"/>
+                <w:szCs w:val="20"/>
+              </w:rPr>
+            </w:pPr>
+            <w:r>
+              <w:rPr>
+                <w:rFonts w:ascii="Consolas" w:hAnsi="Consolas"/>
+                <w:sz w:val="20"/>
+                <w:szCs w:val="20"/>
+              </w:rPr>
+              <w:t xml:space="preserve">        GROUP BY </w:t>
+            </w:r>
+            <w:proofErr w:type="spellStart"/>
+            <w:proofErr w:type="gramStart"/>
+            <w:r>
+              <w:rPr>
+                <w:rFonts w:ascii="Consolas" w:hAnsi="Consolas"/>
+                <w:sz w:val="20"/>
+                <w:szCs w:val="20"/>
+              </w:rPr>
+              <w:t>c.client</w:t>
+            </w:r>
+            <w:proofErr w:type="gramEnd"/>
+            <w:r>
+              <w:rPr>
+                <w:rFonts w:ascii="Consolas" w:hAnsi="Consolas"/>
+                <w:sz w:val="20"/>
+                <w:szCs w:val="20"/>
+              </w:rPr>
+              <w:t>_id</w:t>
+            </w:r>
+            <w:proofErr w:type="spellEnd"/>
+          </w:p>
+          <w:p>
+            <w:pPr>
+              <w:pStyle w:val="NoSpacing"/>
+              <w:rPr>
+                <w:rFonts w:ascii="Consolas" w:hAnsi="Consolas"/>
+                <w:sz w:val="20"/>
+                <w:szCs w:val="20"/>
+              </w:rPr>
+            </w:pPr>
+            <w:r>
+              <w:rPr>
+                <w:rFonts w:ascii="Consolas" w:hAnsi="Consolas"/>
+                <w:sz w:val="20"/>
+                <w:szCs w:val="20"/>
+              </w:rPr>
+              <w:t xml:space="preserve">        HAVING </w:t>
+            </w:r>
+            <w:proofErr w:type="spellStart"/>
+            <w:r>
+              <w:rPr>
+                <w:rFonts w:ascii="Consolas" w:hAnsi="Consolas"/>
+                <w:sz w:val="20"/>
+                <w:szCs w:val="20"/>
+              </w:rPr>
+              <w:t>Transaction_Count</w:t>
+            </w:r>
+            <w:proofErr w:type="spellEnd"/>
+            <w:r>
+              <w:rPr>
+                <w:rFonts w:ascii="Consolas" w:hAnsi="Consolas"/>
+                <w:sz w:val="20"/>
+                <w:szCs w:val="20"/>
+              </w:rPr>
+              <w:t xml:space="preserve"> &gt; 10;</w:t>
+            </w:r>
+          </w:p>
+          <w:p>
+            <w:pPr>
+              <w:pStyle w:val="NoSpacing"/>
+              <w:rPr>
+                <w:rFonts w:ascii="Consolas" w:hAnsi="Consolas"/>
+                <w:sz w:val="20"/>
+                <w:szCs w:val="20"/>
+              </w:rPr>
+            </w:pPr>
+            <w:r>
+              <w:rPr>
+                <w:rFonts w:ascii="Consolas" w:hAnsi="Consolas"/>
+                <w:sz w:val="20"/>
+                <w:szCs w:val="20"/>
+              </w:rPr>
+              <w:t xml:space="preserve">    """</w:t>
+            </w:r>
+          </w:p>
+          <w:p>
+            <w:pPr>
+              <w:pStyle w:val="NoSpacing"/>
+              <w:rPr>
+                <w:rFonts w:ascii="Consolas" w:hAnsi="Consolas"/>
+                <w:sz w:val="20"/>
+                <w:szCs w:val="20"/>
+              </w:rPr>
+            </w:pPr>
+            <w:r>
+              <w:rPr>
+                <w:rFonts w:ascii="Consolas" w:hAnsi="Consolas"/>
+                <w:sz w:val="20"/>
+                <w:szCs w:val="20"/>
+              </w:rPr>
+              <w:t xml:space="preserve">    </w:t>
+            </w:r>
+            <w:proofErr w:type="spellStart"/>
+            <w:proofErr w:type="gramStart"/>
+            <w:r>
+              <w:rPr>
+                <w:rFonts w:ascii="Consolas" w:hAnsi="Consolas"/>
+                <w:sz w:val="20"/>
+                <w:szCs w:val="20"/>
+              </w:rPr>
+              <w:t>cursor.execute</w:t>
+            </w:r>
+            <w:proofErr w:type="spellEnd"/>
+            <w:proofErr w:type="gramEnd"/>
+            <w:r>
+              <w:rPr>
+                <w:rFonts w:ascii="Consolas" w:hAnsi="Consolas"/>
+                <w:sz w:val="20"/>
+                <w:szCs w:val="20"/>
+              </w:rPr>
+              <w:t>(query)</w:t>
+            </w:r>
+          </w:p>
+          <w:p>
+            <w:pPr>
+              <w:pStyle w:val="NoSpacing"/>
+              <w:rPr>
+                <w:rFonts w:ascii="Consolas" w:hAnsi="Consolas"/>
+                <w:sz w:val="20"/>
+                <w:szCs w:val="20"/>
+              </w:rPr>
+            </w:pPr>
+            <w:r>
+              <w:rPr>
+                <w:rFonts w:ascii="Consolas" w:hAnsi="Consolas"/>
+                <w:sz w:val="20"/>
+                <w:szCs w:val="20"/>
+              </w:rPr>
+              <w:t xml:space="preserve">    results = </w:t>
+            </w:r>
+            <w:proofErr w:type="spellStart"/>
+            <w:proofErr w:type="gramStart"/>
+            <w:r>
+              <w:rPr>
+                <w:rFonts w:ascii="Consolas" w:hAnsi="Consolas"/>
+                <w:sz w:val="20"/>
+                <w:szCs w:val="20"/>
+              </w:rPr>
+              <w:t>cursor.fetchall</w:t>
+            </w:r>
+            <w:proofErr w:type="spellEnd"/>
+            <w:proofErr w:type="gramEnd"/>
+            <w:r>
+              <w:rPr>
+                <w:rFonts w:ascii="Consolas" w:hAnsi="Consolas"/>
+                <w:sz w:val="20"/>
+                <w:szCs w:val="20"/>
+              </w:rPr>
+              <w:t>()</w:t>
+            </w:r>
+          </w:p>
+          <w:p>
+            <w:pPr>
+              <w:pStyle w:val="NoSpacing"/>
+              <w:rPr>
+                <w:rFonts w:ascii="Consolas" w:hAnsi="Consolas"/>
+                <w:sz w:val="20"/>
+                <w:szCs w:val="20"/>
+              </w:rPr>
+            </w:pPr>
+            <w:r>
+              <w:rPr>
+                <w:rFonts w:ascii="Consolas" w:hAnsi="Consolas"/>
+                <w:sz w:val="20"/>
+                <w:szCs w:val="20"/>
+              </w:rPr>
+              <w:t xml:space="preserve">    if not results:</w:t>
+            </w:r>
+          </w:p>
+          <w:p>
+            <w:pPr>
+              <w:pStyle w:val="NoSpacing"/>
+              <w:rPr>
+                <w:rFonts w:ascii="Consolas" w:hAnsi="Consolas"/>
+                <w:sz w:val="20"/>
+                <w:szCs w:val="20"/>
+              </w:rPr>
+            </w:pPr>
+            <w:r>
+              <w:rPr>
+                <w:rFonts w:ascii="Consolas" w:hAnsi="Consolas"/>
+                <w:sz w:val="20"/>
+                <w:szCs w:val="20"/>
+              </w:rPr>
+              <w:t xml:space="preserve">        </w:t>
+            </w:r>
+            <w:proofErr w:type="gramStart"/>
+            <w:r>
+              <w:rPr>
+                <w:rFonts w:ascii="Consolas" w:hAnsi="Consolas"/>
+                <w:sz w:val="20"/>
+                <w:szCs w:val="20"/>
+              </w:rPr>
+              <w:t>print(</w:t>
+            </w:r>
+            <w:proofErr w:type="gramEnd"/>
+            <w:r>
+              <w:rPr>
+                <w:rFonts w:ascii="Consolas" w:hAnsi="Consolas"/>
+                <w:sz w:val="20"/>
+                <w:szCs w:val="20"/>
+              </w:rPr>
+              <w:t>"No clients exceeded 10 transactions this month.")</w:t>
+            </w:r>
+          </w:p>
+          <w:p>
+            <w:pPr>
+              <w:pStyle w:val="NoSpacing"/>
+              <w:rPr>
+                <w:rFonts w:ascii="Consolas" w:hAnsi="Consolas"/>
+                <w:sz w:val="20"/>
+                <w:szCs w:val="20"/>
+              </w:rPr>
+            </w:pPr>
+            <w:r>
+              <w:rPr>
+                <w:rFonts w:ascii="Consolas" w:hAnsi="Consolas"/>
+                <w:sz w:val="20"/>
+                <w:szCs w:val="20"/>
+              </w:rPr>
+              <w:t xml:space="preserve">    </w:t>
+            </w:r>
+            <w:proofErr w:type="gramStart"/>
+            <w:r>
+              <w:rPr>
+                <w:rFonts w:ascii="Consolas" w:hAnsi="Consolas"/>
+                <w:sz w:val="20"/>
+                <w:szCs w:val="20"/>
+              </w:rPr>
+              <w:t>for</w:t>
+            </w:r>
+            <w:proofErr w:type="gramEnd"/>
+            <w:r>
+              <w:rPr>
+                <w:rFonts w:ascii="Consolas" w:hAnsi="Consolas"/>
+                <w:sz w:val="20"/>
+                <w:szCs w:val="20"/>
+              </w:rPr>
+              <w:t xml:space="preserve"> row in results:</w:t>
+            </w:r>
+          </w:p>
+          <w:p>
+            <w:pPr>
+              <w:pStyle w:val="NoSpacing"/>
+            </w:pPr>
+            <w:r>
+              <w:rPr>
+                <w:rFonts w:ascii="Consolas" w:hAnsi="Consolas"/>
+                <w:sz w:val="20"/>
+                <w:szCs w:val="20"/>
+              </w:rPr>
+              <w:t xml:space="preserve">        </w:t>
+            </w:r>
+            <w:proofErr w:type="gramStart"/>
+            <w:r>
+              <w:rPr>
+                <w:rFonts w:ascii="Consolas" w:hAnsi="Consolas"/>
+                <w:sz w:val="20"/>
+                <w:szCs w:val="20"/>
+              </w:rPr>
+              <w:t>print(</w:t>
+            </w:r>
+            <w:proofErr w:type="spellStart"/>
+            <w:proofErr w:type="gramEnd"/>
+            <w:r>
+              <w:rPr>
+                <w:rFonts w:ascii="Consolas" w:hAnsi="Consolas"/>
+                <w:sz w:val="20"/>
+                <w:szCs w:val="20"/>
+              </w:rPr>
+              <w:t>f"</w:t>
+            </w:r>
+            <w:proofErr w:type="gramStart"/>
+            <w:r>
+              <w:rPr>
+                <w:rFonts w:ascii="Consolas" w:hAnsi="Consolas"/>
+                <w:sz w:val="20"/>
+                <w:szCs w:val="20"/>
+              </w:rPr>
+              <w:t>Client</w:t>
+            </w:r>
+            <w:proofErr w:type="spellEnd"/>
+            <w:r>
+              <w:rPr>
+                <w:rFonts w:ascii="Consolas" w:hAnsi="Consolas"/>
+                <w:sz w:val="20"/>
+                <w:szCs w:val="20"/>
+              </w:rPr>
+              <w:t>: {row[0]} {row[</w:t>
+            </w:r>
+            <w:proofErr w:type="gramEnd"/>
+            <w:r>
+              <w:rPr>
+                <w:rFonts w:ascii="Consolas" w:hAnsi="Consolas"/>
+                <w:sz w:val="20"/>
+                <w:szCs w:val="20"/>
+              </w:rPr>
+              <w:t>1]} | Transactions: {</w:t>
+            </w:r>
+            <w:proofErr w:type="gramStart"/>
+            <w:r>
+              <w:rPr>
+                <w:rFonts w:ascii="Consolas" w:hAnsi="Consolas"/>
+                <w:sz w:val="20"/>
+                <w:szCs w:val="20"/>
+              </w:rPr>
+              <w:t>row[2]}</w:t>
+            </w:r>
+            <w:proofErr w:type="gramEnd"/>
+            <w:r>
+              <w:rPr>
+                <w:rFonts w:ascii="Consolas" w:hAnsi="Consolas"/>
+                <w:sz w:val="20"/>
+                <w:szCs w:val="20"/>
+              </w:rPr>
+              <w:t>")</w:t>
+            </w:r>
+          </w:p>
+        </w:tc>
+      </w:tr>
+    </w:tbl>
+    <w:p/>
     <w:p/>
     <w:sectPr>
       <w:pgSz w:w="12240" w:h="15840"/>
@@ -3264,6 +4942,25 @@
     <w:uiPriority w:val="1"/>
     <w:rsid w:val="00CB7E28"/>
   </w:style>
+  <w:style w:type="table" w:styleId="TableGrid">
+    <w:name w:val="Table Grid"/>
+    <w:basedOn w:val="TableNormal"/>
+    <w:uiPriority w:val="39"/>
+    <w:rsid w:val="00EF622F"/>
+    <w:pPr>
+      <w:spacing w:after="0" w:line="240" w:lineRule="auto"/>
+    </w:pPr>
+    <w:tblPr>
+      <w:tblBorders>
+        <w:top w:val="single" w:sz="4" w:space="0" w:color="auto"/>
+        <w:left w:val="single" w:sz="4" w:space="0" w:color="auto"/>
+        <w:bottom w:val="single" w:sz="4" w:space="0" w:color="auto"/>
+        <w:right w:val="single" w:sz="4" w:space="0" w:color="auto"/>
+        <w:insideH w:val="single" w:sz="4" w:space="0" w:color="auto"/>
+        <w:insideV w:val="single" w:sz="4" w:space="0" w:color="auto"/>
+      </w:tblBorders>
+    </w:tblPr>
+  </w:style>
 </w:styles>
 </file>
 
